--- a/運営指導対応_2026年度/05_業務マニュアル集.docx
+++ b/運営指導対応_2026年度/05_業務マニュアル集.docx
@@ -345,7 +345,7 @@
                 <w:i w:val="0"/>
                 <w:sz w:val="19"/>
               </w:rPr>
-              <w:t>川島　宏太（看護師）</w:t>
+              <w:t>川島　宏太（代表取締役・看護師）</w:t>
             </w:r>
           </w:p>
         </w:tc>
@@ -1067,6 +1067,21 @@
           <w:sz w:val="20"/>
         </w:rPr>
         <w:t>・24時間対応体制を2名で回しています。オンコール担当者の連絡がつかない場合の第二連絡先を必ず決めておきます。</w:t>
+      </w:r>
+    </w:p>
+    <w:p>
+      <w:pPr>
+        <w:spacing w:before="0" w:after="40"/>
+        <w:ind w:left="283"/>
+      </w:pPr>
+      <w:r>
+        <w:rPr>
+          <w:rFonts w:ascii="Meiryo" w:hAnsi="Meiryo" w:eastAsia="Meiryo"/>
+          <w:b w:val="0"/>
+          <w:i w:val="0"/>
+          <w:sz w:val="20"/>
+        </w:rPr>
+        <w:t>・職員間の連絡はLINE WORKS、記録はカイポケ（クラウド型の記録・請求システム）を使用しています。手順のなかでもこの2つを前提に書いています。</w:t>
       </w:r>
     </w:p>
     <w:p>
@@ -2680,7 +2695,7 @@
           <w:color w:val="C00000"/>
           <w:sz w:val="18"/>
         </w:rPr>
-        <w:t>※数量欄は実際に数えて記入してください。運営指導では「備蓄がある」だけでなく「何日分あるか把握しているか」を問われます。点検は毎月末、感染対策担当（鈴木）が行い、点検簿に記録します。</w:t>
+        <w:t>※数量欄は実際に数えて記入してください。運営指導では「備蓄がある」だけでなく「何日分あるか把握しているか」を問われます。点検は毎月末、感染対策担当（鈴木　菜緒子）が行い、点検簿に記録します。</w:t>
       </w:r>
     </w:p>
     <w:p>
@@ -3243,7 +3258,7 @@
                 <w:i w:val="0"/>
                 <w:sz w:val="18"/>
               </w:rPr>
-              <w:t>③必要に応じて上尾市介護保険課・鴻巣保健所に相談する（集団発生が疑われる場合は必ず保健所へ）。</w:t>
+              <w:t>③必要に応じて上尾市高齢介護課・鴻巣保健所に相談する（集団発生が疑われる場合は必ず保健所へ）。</w:t>
             </w:r>
           </w:p>
         </w:tc>
@@ -4993,7 +5008,7 @@
                 <w:i w:val="0"/>
                 <w:sz w:val="18"/>
               </w:rPr>
-              <w:t>管理者（川島　宏太）、感染対策担当（鈴木）、看護師全員</w:t>
+              <w:t>管理者（川島　宏太）、感染対策担当（鈴木　菜緒子）、看護師全員</w:t>
             </w:r>
           </w:p>
         </w:tc>
@@ -5756,7 +5771,7 @@
                 <w:i w:val="0"/>
                 <w:sz w:val="18"/>
               </w:rPr>
-              <w:t>管理者（川島）と虐待防止担当（鈴木）に報告する。「確信がないから」と黙っていない。</w:t>
+              <w:t>管理者（川島）と虐待防止担当（鈴木　菜緒子）に報告する。「確信がないから」と黙っていない。</w:t>
             </w:r>
           </w:p>
         </w:tc>
@@ -5908,7 +5923,7 @@
                 <w:i w:val="0"/>
                 <w:sz w:val="18"/>
               </w:rPr>
-              <w:t>上尾市介護保険課に通報する。生命・身体に重大な危険があると判断した場合は直ちに通報する。</w:t>
+              <w:t>上尾市 高齢介護課（および地域包括支援センター）に通報する。生命・身体に重大な危険があると判断した場合は直ちに通報する。</w:t>
             </w:r>
           </w:p>
           <w:p>
@@ -6129,7 +6144,7 @@
           <w:i w:val="0"/>
           <w:sz w:val="20"/>
         </w:rPr>
-        <w:t>・通報先は上尾市介護保険課です。夜間・休日は上尾市役所の代表番号から緊急連絡先を確認します。</w:t>
+        <w:t>・通報先は上尾市 高齢介護課（048-775-5111／市役所代表）です。あわせて上尾市 地域包括支援センターにも相談します。夜間・休日は市役所代表番号から緊急連絡先を確認します。</w:t>
       </w:r>
     </w:p>
     <w:p>
@@ -7281,7 +7296,7 @@
                 <w:i w:val="0"/>
                 <w:sz w:val="18"/>
               </w:rPr>
-              <w:t>管理者（川島　宏太）、虐待防止担当者（鈴木）、看護師全員</w:t>
+              <w:t>管理者（川島　宏太）、虐待防止担当者（鈴木　菜緒子）、看護師全員</w:t>
             </w:r>
           </w:p>
         </w:tc>
@@ -7323,7 +7338,7 @@
                 <w:i w:val="0"/>
                 <w:sz w:val="18"/>
               </w:rPr>
-              <w:t>鈴木　※運営基準で「担当者を定めること」が義務。氏名を事業所内に掲示する。</w:t>
+              <w:t>鈴木　菜緒子　※運営基準で「担当者を定めること」が義務。氏名を事業所内に掲示する。</w:t>
             </w:r>
           </w:p>
         </w:tc>
@@ -9095,7 +9110,7 @@
           <w:color w:val="C00000"/>
           <w:sz w:val="18"/>
         </w:rPr>
-        <w:t>※事故報告の基準と様式は上尾市が定めています。運営指導までに、上尾市介護保険課の様式・提出期限を確認し、このマニュアルに追記してください（現時点で未確認）。</w:t>
+        <w:t>※事故報告の基準と様式は上尾市が定めています。上尾市 高齢介護課（048-775-5111／市役所代表）に様式と提出期限を確認し、このマニュアルに追記してください（現時点で未確認）。</w:t>
       </w:r>
     </w:p>
     <w:p>
@@ -9128,7 +9143,7 @@
           <w:i w:val="0"/>
           <w:sz w:val="20"/>
         </w:rPr>
-        <w:t>・「事故にならなかったが、ひやりとした」ことは、その日のうちにヒヤリハット報告書に書きます。</w:t>
+        <w:t>・「事故にならなかったが、ひやりとした」ことは、その日のうちに【安全管理報告】Googleフォームから報告します（回答は【安全管理報告】回答集計シートに蓄積されます）。</w:t>
       </w:r>
     </w:p>
     <w:p>
@@ -9865,7 +9880,7 @@
                 <w:i w:val="0"/>
                 <w:sz w:val="18"/>
               </w:rPr>
-              <w:t>任意保険会社への連絡、労災の手続き、事故報告書の作成を行う。</w:t>
+              <w:t>任意保険会社への連絡、労災の手続きを行う。事故の内容は📝交通事故報告書（Googleスプレッドシート）に記録する。</w:t>
             </w:r>
           </w:p>
         </w:tc>
@@ -11223,7 +11238,7 @@
           <w:i w:val="0"/>
           <w:sz w:val="20"/>
         </w:rPr>
-        <w:t>・居宅介護支援事業所・主治医・上尾市介護保険課を交えて話し合う。</w:t>
+        <w:t>・居宅介護支援事業所・主治医・上尾市高齢介護課を交えて話し合う。</w:t>
       </w:r>
     </w:p>
     <w:p>
@@ -11864,7 +11879,7 @@
                 <w:i w:val="0"/>
                 <w:sz w:val="18"/>
               </w:rPr>
-              <w:t>完結の日から5年間を目安に保存する（埼玉県の基準を確認のうえ確定する）。施錠できる場所に保管する。</w:t>
+              <w:t>国の基準（指定居宅サービス等基準）では完結の日から2年間。自治体の条例で5年としている場合があるため、埼玉県の基準を確認して確定する。確認できるまでは安全側に倒し5年保存とする。施錠できる場所に保管する。</w:t>
             </w:r>
           </w:p>
         </w:tc>
@@ -12194,7 +12209,7 @@
                 <w:i w:val="0"/>
                 <w:sz w:val="18"/>
               </w:rPr>
-              <w:t>本人（利用者）への連絡・説明。上尾市介護保険課への報告。要配慮個人情報が含まれる場合は個人情報保護委員会への報告義務が生じうるため、要否を確認する。</w:t>
+              <w:t>本人（利用者）への連絡・説明。上尾市高齢介護課への報告。要配慮個人情報が含まれる場合は個人情報保護委員会への報告義務が生じうるため、要否を確認する。</w:t>
             </w:r>
           </w:p>
         </w:tc>
@@ -12488,7 +12503,7 @@
                 <w:i w:val="0"/>
                 <w:sz w:val="18"/>
               </w:rPr>
-              <w:t>川島　宏太（BCP担当・ハラスメント相談窓口）</w:t>
+              <w:t>川島　宏太（BCP責任者・ハラスメント相談窓口）</w:t>
             </w:r>
           </w:p>
         </w:tc>
@@ -12550,7 +12565,7 @@
                 <w:i w:val="0"/>
                 <w:sz w:val="18"/>
               </w:rPr>
-              <w:t>鈴木</w:t>
+              <w:t>鈴木　菜緒子</w:t>
             </w:r>
           </w:p>
         </w:tc>
@@ -12592,7 +12607,7 @@
                 <w:i w:val="0"/>
                 <w:sz w:val="18"/>
               </w:rPr>
-              <w:t>看護師</w:t>
+              <w:t>看護師（非常勤）</w:t>
             </w:r>
           </w:p>
         </w:tc>
@@ -12654,7 +12669,7 @@
                 <w:i w:val="0"/>
                 <w:sz w:val="18"/>
               </w:rPr>
-              <w:t>主治医（連携医療機関）</w:t>
+              <w:t>消防・救急</w:t>
             </w:r>
           </w:p>
         </w:tc>
@@ -12674,7 +12689,7 @@
                 <w:i w:val="0"/>
                 <w:sz w:val="18"/>
               </w:rPr>
-              <w:t>みんなのあげおクリニック</w:t>
+              <w:t>119</w:t>
             </w:r>
           </w:p>
         </w:tc>
@@ -12694,7 +12709,7 @@
                 <w:i w:val="0"/>
                 <w:sz w:val="18"/>
               </w:rPr>
-              <w:t xml:space="preserve">TEL：　　　　　　　　　　　</w:t>
+              <w:t>―</w:t>
             </w:r>
           </w:p>
         </w:tc>
@@ -12716,7 +12731,7 @@
                 <w:i w:val="0"/>
                 <w:sz w:val="18"/>
               </w:rPr>
-              <w:t>主治医（連携医療機関）</w:t>
+              <w:t>消防（問い合わせ）</w:t>
             </w:r>
           </w:p>
         </w:tc>
@@ -12736,7 +12751,7 @@
                 <w:i w:val="0"/>
                 <w:sz w:val="18"/>
               </w:rPr>
-              <w:t>矢澤クリニック</w:t>
+              <w:t>上尾市消防本部</w:t>
             </w:r>
           </w:p>
         </w:tc>
@@ -12756,7 +12771,7 @@
                 <w:i w:val="0"/>
                 <w:sz w:val="18"/>
               </w:rPr>
-              <w:t xml:space="preserve">TEL：　　　　　　　　　　　</w:t>
+              <w:t>048-775-1311</w:t>
             </w:r>
           </w:p>
         </w:tc>
@@ -12778,7 +12793,7 @@
                 <w:i w:val="0"/>
                 <w:sz w:val="18"/>
               </w:rPr>
-              <w:t>居宅介護支援事業所</w:t>
+              <w:t>市町村窓口</w:t>
             </w:r>
           </w:p>
         </w:tc>
@@ -12798,7 +12813,7 @@
                 <w:i w:val="0"/>
                 <w:sz w:val="18"/>
               </w:rPr>
-              <w:t>ケアプランTAMA</w:t>
+              <w:t>上尾市 高齢介護課（介護保険）</w:t>
             </w:r>
           </w:p>
         </w:tc>
@@ -12818,7 +12833,7 @@
                 <w:i w:val="0"/>
                 <w:sz w:val="18"/>
               </w:rPr>
-              <w:t xml:space="preserve">TEL：　　　　　　　　　　　</w:t>
+              <w:t>048-775-5111（市役所代表）</w:t>
             </w:r>
           </w:p>
         </w:tc>
@@ -12840,7 +12855,7 @@
                 <w:i w:val="0"/>
                 <w:sz w:val="18"/>
               </w:rPr>
-              <w:t>市町村窓口</w:t>
+              <w:t>地域包括支援センター</w:t>
             </w:r>
           </w:p>
         </w:tc>
@@ -12860,7 +12875,7 @@
                 <w:i w:val="0"/>
                 <w:sz w:val="18"/>
               </w:rPr>
-              <w:t>上尾市 介護保険課</w:t>
+              <w:t>上尾市 地域包括支援センター</w:t>
             </w:r>
           </w:p>
         </w:tc>
@@ -12964,7 +12979,7 @@
                 <w:i w:val="0"/>
                 <w:sz w:val="18"/>
               </w:rPr>
-              <w:t>指定権者</w:t>
+              <w:t>主治医（連携医療機関）</w:t>
             </w:r>
           </w:p>
         </w:tc>
@@ -12984,7 +12999,7 @@
                 <w:i w:val="0"/>
                 <w:sz w:val="18"/>
               </w:rPr>
-              <w:t>埼玉県 福祉部 高齢者福祉課</w:t>
+              <w:t>みんなのあげおクリニック</w:t>
             </w:r>
           </w:p>
         </w:tc>
@@ -13026,7 +13041,7 @@
                 <w:i w:val="0"/>
                 <w:sz w:val="18"/>
               </w:rPr>
-              <w:t>応援協定先</w:t>
+              <w:t>主治医（連携医療機関）</w:t>
             </w:r>
           </w:p>
         </w:tc>
@@ -13046,7 +13061,7 @@
                 <w:i w:val="0"/>
                 <w:sz w:val="18"/>
               </w:rPr>
-              <w:t>訪問看護ステーションみやび</w:t>
+              <w:t>矢澤クリニック</w:t>
             </w:r>
           </w:p>
         </w:tc>
@@ -13088,7 +13103,7 @@
                 <w:i w:val="0"/>
                 <w:sz w:val="18"/>
               </w:rPr>
-              <w:t>消防・救急</w:t>
+              <w:t>居宅介護支援事業所</w:t>
             </w:r>
           </w:p>
         </w:tc>
@@ -13108,7 +13123,7 @@
                 <w:i w:val="0"/>
                 <w:sz w:val="18"/>
               </w:rPr>
-              <w:t>119</w:t>
+              <w:t>ケアプランTAMA</w:t>
             </w:r>
           </w:p>
         </w:tc>
@@ -13128,7 +13143,7 @@
                 <w:i w:val="0"/>
                 <w:sz w:val="18"/>
               </w:rPr>
-              <w:t>―</w:t>
+              <w:t xml:space="preserve">TEL：　　　　　　　　　　　</w:t>
             </w:r>
           </w:p>
         </w:tc>
@@ -13150,7 +13165,317 @@
                 <w:i w:val="0"/>
                 <w:sz w:val="18"/>
               </w:rPr>
-              <w:t>労働局（ハラスメント外部相談窓口）</w:t>
+              <w:t>応援協定先</w:t>
+            </w:r>
+          </w:p>
+        </w:tc>
+        <w:tc>
+          <w:tcPr>
+            <w:tcW w:type="dxa" w:w="3628"/>
+          </w:tcPr>
+          <w:p>
+            <w:pPr>
+              <w:spacing w:after="0"/>
+            </w:pPr>
+            <w:r/>
+            <w:r>
+              <w:rPr>
+                <w:rFonts w:ascii="Meiryo" w:hAnsi="Meiryo" w:eastAsia="Meiryo"/>
+                <w:b w:val="0"/>
+                <w:i w:val="0"/>
+                <w:sz w:val="18"/>
+              </w:rPr>
+              <w:t>訪問看護ステーションみやび</w:t>
+            </w:r>
+          </w:p>
+        </w:tc>
+        <w:tc>
+          <w:tcPr>
+            <w:tcW w:type="dxa" w:w="3402"/>
+          </w:tcPr>
+          <w:p>
+            <w:pPr>
+              <w:spacing w:after="0"/>
+            </w:pPr>
+            <w:r/>
+            <w:r>
+              <w:rPr>
+                <w:rFonts w:ascii="Meiryo" w:hAnsi="Meiryo" w:eastAsia="Meiryo"/>
+                <w:b w:val="0"/>
+                <w:i w:val="0"/>
+                <w:sz w:val="18"/>
+              </w:rPr>
+              <w:t xml:space="preserve">TEL：　　　　　　　　　　　</w:t>
+            </w:r>
+          </w:p>
+        </w:tc>
+      </w:tr>
+      <w:tr>
+        <w:tc>
+          <w:tcPr>
+            <w:tcW w:type="dxa" w:w="2608"/>
+          </w:tcPr>
+          <w:p>
+            <w:pPr>
+              <w:spacing w:after="0"/>
+            </w:pPr>
+            <w:r/>
+            <w:r>
+              <w:rPr>
+                <w:rFonts w:ascii="Meiryo" w:hAnsi="Meiryo" w:eastAsia="Meiryo"/>
+                <w:b w:val="0"/>
+                <w:i w:val="0"/>
+                <w:sz w:val="18"/>
+              </w:rPr>
+              <w:t>応援要請（広域）</w:t>
+            </w:r>
+          </w:p>
+        </w:tc>
+        <w:tc>
+          <w:tcPr>
+            <w:tcW w:type="dxa" w:w="3628"/>
+          </w:tcPr>
+          <w:p>
+            <w:pPr>
+              <w:spacing w:after="0"/>
+            </w:pPr>
+            <w:r/>
+            <w:r>
+              <w:rPr>
+                <w:rFonts w:ascii="Meiryo" w:hAnsi="Meiryo" w:eastAsia="Meiryo"/>
+                <w:b w:val="0"/>
+                <w:i w:val="0"/>
+                <w:sz w:val="18"/>
+              </w:rPr>
+              <w:t>埼玉県看護協会</w:t>
+            </w:r>
+          </w:p>
+        </w:tc>
+        <w:tc>
+          <w:tcPr>
+            <w:tcW w:type="dxa" w:w="3402"/>
+          </w:tcPr>
+          <w:p>
+            <w:pPr>
+              <w:spacing w:after="0"/>
+            </w:pPr>
+            <w:r/>
+            <w:r>
+              <w:rPr>
+                <w:rFonts w:ascii="Meiryo" w:hAnsi="Meiryo" w:eastAsia="Meiryo"/>
+                <w:b w:val="0"/>
+                <w:i w:val="0"/>
+                <w:sz w:val="18"/>
+              </w:rPr>
+              <w:t xml:space="preserve">TEL：　　　　　　　　　　　</w:t>
+            </w:r>
+          </w:p>
+        </w:tc>
+      </w:tr>
+      <w:tr>
+        <w:tc>
+          <w:tcPr>
+            <w:tcW w:type="dxa" w:w="2608"/>
+          </w:tcPr>
+          <w:p>
+            <w:pPr>
+              <w:spacing w:after="0"/>
+            </w:pPr>
+            <w:r/>
+            <w:r>
+              <w:rPr>
+                <w:rFonts w:ascii="Meiryo" w:hAnsi="Meiryo" w:eastAsia="Meiryo"/>
+                <w:b w:val="0"/>
+                <w:i w:val="0"/>
+                <w:sz w:val="18"/>
+              </w:rPr>
+              <w:t>外部委託先</w:t>
+            </w:r>
+          </w:p>
+        </w:tc>
+        <w:tc>
+          <w:tcPr>
+            <w:tcW w:type="dxa" w:w="3628"/>
+          </w:tcPr>
+          <w:p>
+            <w:pPr>
+              <w:spacing w:after="0"/>
+            </w:pPr>
+            <w:r/>
+            <w:r>
+              <w:rPr>
+                <w:rFonts w:ascii="Meiryo" w:hAnsi="Meiryo" w:eastAsia="Meiryo"/>
+                <w:b w:val="0"/>
+                <w:i w:val="0"/>
+                <w:sz w:val="18"/>
+              </w:rPr>
+              <w:t>アクティブライフ（レセプト業務の外部委託先）</w:t>
+            </w:r>
+          </w:p>
+        </w:tc>
+        <w:tc>
+          <w:tcPr>
+            <w:tcW w:type="dxa" w:w="3402"/>
+          </w:tcPr>
+          <w:p>
+            <w:pPr>
+              <w:spacing w:after="0"/>
+            </w:pPr>
+            <w:r/>
+            <w:r>
+              <w:rPr>
+                <w:rFonts w:ascii="Meiryo" w:hAnsi="Meiryo" w:eastAsia="Meiryo"/>
+                <w:b w:val="0"/>
+                <w:i w:val="0"/>
+                <w:sz w:val="18"/>
+              </w:rPr>
+              <w:t xml:space="preserve">TEL：　　　　　　　　　　　</w:t>
+            </w:r>
+          </w:p>
+        </w:tc>
+      </w:tr>
+      <w:tr>
+        <w:tc>
+          <w:tcPr>
+            <w:tcW w:type="dxa" w:w="2608"/>
+          </w:tcPr>
+          <w:p>
+            <w:pPr>
+              <w:spacing w:after="0"/>
+            </w:pPr>
+            <w:r/>
+            <w:r>
+              <w:rPr>
+                <w:rFonts w:ascii="Meiryo" w:hAnsi="Meiryo" w:eastAsia="Meiryo"/>
+                <w:b w:val="0"/>
+                <w:i w:val="0"/>
+                <w:sz w:val="18"/>
+              </w:rPr>
+              <w:t>指定権者</w:t>
+            </w:r>
+          </w:p>
+        </w:tc>
+        <w:tc>
+          <w:tcPr>
+            <w:tcW w:type="dxa" w:w="3628"/>
+          </w:tcPr>
+          <w:p>
+            <w:pPr>
+              <w:spacing w:after="0"/>
+            </w:pPr>
+            <w:r/>
+            <w:r>
+              <w:rPr>
+                <w:rFonts w:ascii="Meiryo" w:hAnsi="Meiryo" w:eastAsia="Meiryo"/>
+                <w:b w:val="0"/>
+                <w:i w:val="0"/>
+                <w:sz w:val="18"/>
+              </w:rPr>
+              <w:t>埼玉県 福祉部 高齢者福祉課</w:t>
+            </w:r>
+          </w:p>
+        </w:tc>
+        <w:tc>
+          <w:tcPr>
+            <w:tcW w:type="dxa" w:w="3402"/>
+          </w:tcPr>
+          <w:p>
+            <w:pPr>
+              <w:spacing w:after="0"/>
+            </w:pPr>
+            <w:r/>
+            <w:r>
+              <w:rPr>
+                <w:rFonts w:ascii="Meiryo" w:hAnsi="Meiryo" w:eastAsia="Meiryo"/>
+                <w:b w:val="0"/>
+                <w:i w:val="0"/>
+                <w:sz w:val="18"/>
+              </w:rPr>
+              <w:t xml:space="preserve">TEL：　　　　　　　　　　　</w:t>
+            </w:r>
+          </w:p>
+        </w:tc>
+      </w:tr>
+      <w:tr>
+        <w:tc>
+          <w:tcPr>
+            <w:tcW w:type="dxa" w:w="2608"/>
+          </w:tcPr>
+          <w:p>
+            <w:pPr>
+              <w:spacing w:after="0"/>
+            </w:pPr>
+            <w:r/>
+            <w:r>
+              <w:rPr>
+                <w:rFonts w:ascii="Meiryo" w:hAnsi="Meiryo" w:eastAsia="Meiryo"/>
+                <w:b w:val="0"/>
+                <w:i w:val="0"/>
+                <w:sz w:val="18"/>
+              </w:rPr>
+              <w:t>ハラスメント外部窓口</w:t>
+            </w:r>
+          </w:p>
+        </w:tc>
+        <w:tc>
+          <w:tcPr>
+            <w:tcW w:type="dxa" w:w="3628"/>
+          </w:tcPr>
+          <w:p>
+            <w:pPr>
+              <w:spacing w:after="0"/>
+            </w:pPr>
+            <w:r/>
+            <w:r>
+              <w:rPr>
+                <w:rFonts w:ascii="Meiryo" w:hAnsi="Meiryo" w:eastAsia="Meiryo"/>
+                <w:b w:val="0"/>
+                <w:i w:val="0"/>
+                <w:sz w:val="18"/>
+              </w:rPr>
+              <w:t>顧問社会保険労務士</w:t>
+            </w:r>
+          </w:p>
+        </w:tc>
+        <w:tc>
+          <w:tcPr>
+            <w:tcW w:type="dxa" w:w="3402"/>
+          </w:tcPr>
+          <w:p>
+            <w:pPr>
+              <w:spacing w:after="0"/>
+            </w:pPr>
+            <w:r/>
+            <w:r>
+              <w:rPr>
+                <w:rFonts w:ascii="Meiryo" w:hAnsi="Meiryo" w:eastAsia="Meiryo"/>
+                <w:b w:val="0"/>
+                <w:i w:val="0"/>
+                <w:sz w:val="18"/>
+              </w:rPr>
+              <w:t xml:space="preserve">TEL：　　　　　　　　　　　</w:t>
+            </w:r>
+          </w:p>
+        </w:tc>
+      </w:tr>
+      <w:tr>
+        <w:tc>
+          <w:tcPr>
+            <w:tcW w:type="dxa" w:w="2608"/>
+          </w:tcPr>
+          <w:p>
+            <w:pPr>
+              <w:spacing w:after="0"/>
+            </w:pPr>
+            <w:r/>
+            <w:r>
+              <w:rPr>
+                <w:rFonts w:ascii="Meiryo" w:hAnsi="Meiryo" w:eastAsia="Meiryo"/>
+                <w:b w:val="0"/>
+                <w:i w:val="0"/>
+                <w:sz w:val="18"/>
+              </w:rPr>
+              <w:t>ハラスメント外部窓口</w:t>
             </w:r>
           </w:p>
         </w:tc>
@@ -13462,7 +13787,7 @@
                 <w:i w:val="0"/>
                 <w:sz w:val="18"/>
               </w:rPr>
-              <w:t>管理者・虐待防止担当 → 上尾市介護保険課</w:t>
+              <w:t>管理者・虐待防止担当 → 上尾市高齢介護課</w:t>
             </w:r>
           </w:p>
         </w:tc>
@@ -13504,7 +13829,7 @@
                 <w:i w:val="0"/>
                 <w:sz w:val="18"/>
               </w:rPr>
-              <w:t>管理者 → 主治医・家族 → 上尾市介護保険課（報告要否を確認）</w:t>
+              <w:t>管理者 → 主治医・家族 → 上尾市高齢介護課（報告要否を確認）</w:t>
             </w:r>
           </w:p>
         </w:tc>
